--- a/informes/informe_seguimiento_guillermo_2026-03.docx
+++ b/informes/informe_seguimiento_guillermo_2026-03.docx
@@ -296,6 +296,17 @@
             </w:r>
           </w:p>
         </w:tc>
+        <w:tc>
+          <w:tcPr/>
+          <w:p>
+            <w:r>
+              <w:rPr>
+                <w:b/>
+              </w:rPr>
+              <w:t>Grado de cumplimentación</w:t>
+            </w:r>
+          </w:p>
+        </w:tc>
       </w:tr>
       <w:tr>
         <w:tc>
@@ -303,6 +314,14 @@
           <w:p>
             <w:r>
               <w:t xml:space="preserve">Utilizar el Laser de desgaste</w:t>
+            </w:r>
+          </w:p>
+        </w:tc>
+        <w:tc>
+          <w:tcPr/>
+          <w:p>
+            <w:r>
+              <w:t/>
             </w:r>
           </w:p>
         </w:tc>
